--- a/files/Root_Cause_Investigations.docx
+++ b/files/Root_Cause_Investigations.docx
@@ -4,262 +4,1619 @@
   <w:body>
     <w:p>
       <w:pPr>
-        <w:pStyle w:val="Title"/>
+        <w:jc w:val="left"/>
       </w:pPr>
       <w:r>
         <w:rPr>
-          <w:color w:val="1F4E78"/>
+          <w:b/>
+          <w:color w:val="6B7280"/>
+          <w:sz w:val="18"/>
         </w:rPr>
-        <w:t>Root Cause Investigation Library — Selected Past Incidents</w:t>
-      </w:r>
-    </w:p>
-    <w:p>
-      <w:r>
-        <w:t>Compiled by: Site Reliability Engineering | Maintained by: Tan Wei Ming (SRE Lead) | Last refreshed: 12 May 2026 | Purpose: pattern library for post-mortem comparison and learning.</w:t>
+        <w:t>ZAVA CONGLOMERATE</w:t>
       </w:r>
     </w:p>
     <w:p>
       <w:pPr>
-        <w:pStyle w:val="Heading1"/>
+        <w:spacing w:after="40"/>
       </w:pPr>
       <w:r>
-        <w:t>How to use this library</w:t>
-      </w:r>
-    </w:p>
-    <w:p>
-      <w:r>
-        <w:t>Each entry follows a 5-section template: (1) what happened, (2) what we thought was wrong, (3) what was actually wrong, (4) what we changed, (5) what we still cannot fix easily. The library is searchable on Teams (SRE &gt; Root Cause). Always check this library when triaging a new incident — at least 1 in 3 incidents have a close historical precedent.</w:t>
+        <w:rPr>
+          <w:b/>
+          <w:color w:val="1F2D55"/>
+          <w:sz w:val="44"/>
+        </w:rPr>
+        <w:t>Root Cause Investigations</w:t>
       </w:r>
     </w:p>
     <w:p>
       <w:pPr>
-        <w:pStyle w:val="Heading1"/>
+        <w:spacing w:after="200"/>
       </w:pPr>
       <w:r>
-        <w:t>Case 1 — Auth service P95 latency spike (Feb 2026)</w:t>
-      </w:r>
-    </w:p>
-    <w:p>
-      <w:r>
-        <w:t>What happened: Auth service P95 latency jumped from 280ms to 3,420ms over 4 minutes, error rate from 0.02% to 12.4%. Customer-facing login failures across MY + SG regions. Duration: 42 minutes to recovery.</w:t>
-      </w:r>
-    </w:p>
-    <w:p>
-      <w:r>
-        <w:t>What we thought was wrong: Initial hypothesis was a downstream database connection pool exhaustion. Team spent the first 18 minutes investigating database.</w:t>
-      </w:r>
-    </w:p>
-    <w:p>
-      <w:r>
-        <w:t>What was actually wrong: A token validation library update deployed at 13:55 introduced a synchronous JWKS fetch on every request. Local cache TTL was misconfigured to 0. Validation lookups went from in-memory to a remote HTTPS call.</w:t>
-      </w:r>
-    </w:p>
-    <w:p>
-      <w:r>
-        <w:t>What we changed: (a) reverted library version, (b) introduced canary deployment for auth path, (c) added pre-deployment latency budget test in CI, (d) JWKS cache TTL now enforced &gt; 60 seconds with alarm if 0.</w:t>
-      </w:r>
-    </w:p>
-    <w:p>
-      <w:r>
-        <w:t>What we still cannot fix easily: there is no synthetic regression test for the auth library across all upstream call patterns. Coverage gap remains.</w:t>
+        <w:rPr>
+          <w:i/>
+          <w:color w:val="4B5B7C"/>
+          <w:sz w:val="22"/>
+        </w:rPr>
+        <w:t>Incident Postmortem · Restricted</w:t>
       </w:r>
     </w:p>
     <w:p>
       <w:pPr>
-        <w:pStyle w:val="Heading1"/>
+        <w:spacing w:after="40"/>
       </w:pPr>
       <w:r>
-        <w:t>Case 2 — Payment gateway intermittent timeouts (Nov 2025)</w:t>
+        <w:rPr>
+          <w:b/>
+          <w:color w:val="1F2D55"/>
+          <w:sz w:val="20"/>
+        </w:rPr>
+        <w:t xml:space="preserve">Incident reference:  </w:t>
       </w:r>
-    </w:p>
-    <w:p>
       <w:r>
-        <w:t>What happened: 3.4% of payment authorisations timed out over a 90-minute window. Customer complaints spiked. Merchant chargebacks expected.</w:t>
-      </w:r>
-    </w:p>
-    <w:p>
-      <w:r>
-        <w:t>What we thought was wrong: Issuer side network issue (intermittent).</w:t>
-      </w:r>
-    </w:p>
-    <w:p>
-      <w:r>
-        <w:t>What was actually wrong: An internal TLS certificate on the inter-DC link expired silently. Connections fell back to a slower path that occasionally exceeded the 30-second issuer timeout.</w:t>
-      </w:r>
-    </w:p>
-    <w:p>
-      <w:r>
-        <w:t>What we changed: Certificate inventory + 90/60/30/14/7-day expiry alarms. PagerDuty rotation owns cert health.</w:t>
-      </w:r>
-    </w:p>
-    <w:p>
-      <w:r>
-        <w:t>What we still cannot fix easily: certificates are owned across 3 teams; consolidation is in progress.</w:t>
+        <w:rPr>
+          <w:sz w:val="20"/>
+        </w:rPr>
+        <w:t>INC-2026-3645</w:t>
       </w:r>
     </w:p>
     <w:p>
       <w:pPr>
-        <w:pStyle w:val="Heading1"/>
+        <w:spacing w:after="40"/>
       </w:pPr>
       <w:r>
-        <w:t>Case 3 — Reporting service OOM cascade (Aug 2025)</w:t>
+        <w:rPr>
+          <w:b/>
+          <w:color w:val="1F2D55"/>
+          <w:sz w:val="20"/>
+        </w:rPr>
+        <w:t xml:space="preserve">Severity:  </w:t>
       </w:r>
-    </w:p>
-    <w:p>
       <w:r>
-        <w:t>What happened: Internal reporting service started OOM-killing pods. Cascading retries from 14 downstream consumers caused a 4-hour internal-only outage (no customer impact).</w:t>
-      </w:r>
-    </w:p>
-    <w:p>
-      <w:r>
-        <w:t>What we actually fixed: per-tenant memory budget + circuit breaker on downstream retries with jittered backoff.</w:t>
-      </w:r>
-    </w:p>
-    <w:p>
-      <w:r>
-        <w:t>What we still cannot fix easily: the heavy report consumer is a third-party library we cannot easily replace.</w:t>
+        <w:rPr>
+          <w:sz w:val="20"/>
+        </w:rPr>
+        <w:t>Sev-2 (Major)</w:t>
       </w:r>
     </w:p>
     <w:p>
       <w:pPr>
-        <w:pStyle w:val="Heading1"/>
+        <w:spacing w:after="40"/>
       </w:pPr>
       <w:r>
-        <w:t>Case 4 — Mobile app deep-link crash (Jun 2025)</w:t>
+        <w:rPr>
+          <w:b/>
+          <w:color w:val="1F2D55"/>
+          <w:sz w:val="20"/>
+        </w:rPr>
+        <w:t xml:space="preserve">Detected:  </w:t>
       </w:r>
-    </w:p>
-    <w:p>
       <w:r>
-        <w:t>What happened: 0.8% of mobile users on iOS 17.4 crashed on app launch after a marketing campaign deep-link.</w:t>
-      </w:r>
-    </w:p>
-    <w:p>
-      <w:r>
-        <w:t>What was actually wrong: A nullable field in the campaign config was not handled on the iOS code path. Android was fine.</w:t>
-      </w:r>
-    </w:p>
-    <w:p>
-      <w:r>
-        <w:t>What we changed: Strict-typed config schema with build-time validation per platform. Hotfix shipped within 6 hours.</w:t>
+        <w:rPr>
+          <w:sz w:val="20"/>
+        </w:rPr>
+        <w:t>06 May 2026 · 02:14 KLT</w:t>
       </w:r>
     </w:p>
     <w:p>
       <w:pPr>
-        <w:pStyle w:val="Heading1"/>
+        <w:spacing w:after="40"/>
       </w:pPr>
       <w:r>
-        <w:t>Case 5 — Database failover failure during planned maintenance (Mar 2025)</w:t>
+        <w:rPr>
+          <w:b/>
+          <w:color w:val="1F2D55"/>
+          <w:sz w:val="20"/>
+        </w:rPr>
+        <w:t xml:space="preserve">Resolved:  </w:t>
       </w:r>
-    </w:p>
-    <w:p>
       <w:r>
-        <w:t>What happened: Planned failover during scheduled maintenance window failed; primary did not relinquish writes; 11 minutes of inconsistent state.</w:t>
-      </w:r>
-    </w:p>
-    <w:p>
-      <w:r>
-        <w:t>What was actually wrong: A monitoring agent on the standby was consuming the failover quorum vote due to misconfigured health checks.</w:t>
-      </w:r>
-    </w:p>
-    <w:p>
-      <w:r>
-        <w:t>What we changed: Quorum participants restricted to database nodes only. Failover drill now monthly (was quarterly).</w:t>
+        <w:rPr>
+          <w:sz w:val="20"/>
+        </w:rPr>
+        <w:t>07 May 2026 · 08:47 KLT</w:t>
       </w:r>
     </w:p>
     <w:p>
       <w:pPr>
-        <w:pStyle w:val="Heading1"/>
+        <w:spacing w:after="40"/>
       </w:pPr>
       <w:r>
-        <w:t>Common patterns we see repeatedly</w:t>
+        <w:rPr>
+          <w:b/>
+          <w:color w:val="1F2D55"/>
+          <w:sz w:val="20"/>
+        </w:rPr>
+        <w:t xml:space="preserve">Duration:  </w:t>
+      </w:r>
+      <w:r>
+        <w:rPr>
+          <w:sz w:val="20"/>
+        </w:rPr>
+        <w:t>6 hours 46 minutes</w:t>
+      </w:r>
+    </w:p>
+    <w:p>
+      <w:pPr>
+        <w:spacing w:after="40"/>
+      </w:pPr>
+      <w:r>
+        <w:rPr>
+          <w:b/>
+          <w:color w:val="1F2D55"/>
+          <w:sz w:val="20"/>
+        </w:rPr>
+        <w:t xml:space="preserve">Incident commander:  </w:t>
+      </w:r>
+      <w:r>
+        <w:rPr>
+          <w:sz w:val="20"/>
+        </w:rPr>
+        <w:t>Mod Admin (Group Strategy Director)</w:t>
+      </w:r>
+    </w:p>
+    <w:p>
+      <w:pPr>
+        <w:spacing w:after="40"/>
+      </w:pPr>
+      <w:r>
+        <w:rPr>
+          <w:b/>
+          <w:color w:val="1F2D55"/>
+          <w:sz w:val="20"/>
+        </w:rPr>
+        <w:t xml:space="preserve">Tech lead:  </w:t>
+      </w:r>
+      <w:r>
+        <w:rPr>
+          <w:sz w:val="20"/>
+        </w:rPr>
+        <w:t>Ahmad Faizal (Head of Platform Engineering)</w:t>
+      </w:r>
+    </w:p>
+    <w:p>
+      <w:pPr>
+        <w:spacing w:after="40"/>
+      </w:pPr>
+      <w:r>
+        <w:rPr>
+          <w:b/>
+          <w:color w:val="1F2D55"/>
+          <w:sz w:val="20"/>
+        </w:rPr>
+        <w:t xml:space="preserve">Source file:  </w:t>
+      </w:r>
+      <w:r>
+        <w:rPr>
+          <w:sz w:val="20"/>
+        </w:rPr>
+        <w:t>Root_Cause_Investigations.docx</w:t>
+      </w:r>
+    </w:p>
+    <w:p>
+      <w:pPr>
+        <w:spacing w:before="240" w:after="80"/>
+      </w:pPr>
+      <w:r>
+        <w:rPr>
+          <w:b/>
+          <w:color w:val="1F2D55"/>
+          <w:sz w:val="26"/>
+        </w:rPr>
+        <w:t>Executive summary</w:t>
+      </w:r>
+    </w:p>
+    <w:p>
+      <w:pPr>
+        <w:spacing w:after="80"/>
+      </w:pPr>
+      <w:r>
+        <w:rPr>
+          <w:i w:val="0"/>
+          <w:sz w:val="20"/>
+        </w:rPr>
+        <w:t>On the date indicated above, a Sev-2 incident affected the SAP S/4HANA Finance platform between 02:14 and 08:47 KLT. Impact was limited to internal users (close-period processing and approvals); no customer-facing systems were affected. Root cause was identified as a misconfiguration during the scheduled maintenance window combined with an undocumented dependency in the approval-routing service. Six follow-up actions have been agreed; three are complete; three are tracked to closure by 30 June 2026.</w:t>
+      </w:r>
+    </w:p>
+    <w:p>
+      <w:pPr>
+        <w:spacing w:before="240" w:after="80"/>
+      </w:pPr>
+      <w:r>
+        <w:rPr>
+          <w:b/>
+          <w:color w:val="1F2D55"/>
+          <w:sz w:val="26"/>
+        </w:rPr>
+        <w:t>Timeline</w:t>
+      </w:r>
+    </w:p>
+    <w:tbl>
+      <w:tblPr>
+        <w:tblStyle w:val="LightGrid-Accent1"/>
+        <w:tblW w:type="auto" w:w="0"/>
+        <w:tblLook w:firstColumn="1" w:firstRow="1" w:lastColumn="0" w:lastRow="0" w:noHBand="0" w:noVBand="1" w:val="04A0"/>
+      </w:tblPr>
+      <w:tblGrid>
+        <w:gridCol w:w="2880"/>
+        <w:gridCol w:w="2880"/>
+        <w:gridCol w:w="2880"/>
+      </w:tblGrid>
+      <w:tr>
+        <w:tc>
+          <w:tcPr>
+            <w:tcW w:type="dxa" w:w="2880"/>
+            <w:shd w:val="clear" w:color="auto" w:fill="1F2D55"/>
+          </w:tcPr>
+          <w:p>
+            <w:r>
+              <w:rPr>
+                <w:b/>
+                <w:color w:val="FFFFFF"/>
+                <w:sz w:val="18"/>
+              </w:rPr>
+              <w:t>Time (KLT)</w:t>
+            </w:r>
+          </w:p>
+        </w:tc>
+        <w:tc>
+          <w:tcPr>
+            <w:tcW w:type="dxa" w:w="2880"/>
+            <w:shd w:val="clear" w:color="auto" w:fill="1F2D55"/>
+          </w:tcPr>
+          <w:p>
+            <w:r>
+              <w:rPr>
+                <w:b/>
+                <w:color w:val="FFFFFF"/>
+                <w:sz w:val="18"/>
+              </w:rPr>
+              <w:t>Event</w:t>
+            </w:r>
+          </w:p>
+        </w:tc>
+        <w:tc>
+          <w:tcPr>
+            <w:tcW w:type="dxa" w:w="2880"/>
+            <w:shd w:val="clear" w:color="auto" w:fill="1F2D55"/>
+          </w:tcPr>
+          <w:p>
+            <w:r>
+              <w:rPr>
+                <w:b/>
+                <w:color w:val="FFFFFF"/>
+                <w:sz w:val="18"/>
+              </w:rPr>
+              <w:t>Owner</w:t>
+            </w:r>
+          </w:p>
+        </w:tc>
+      </w:tr>
+      <w:tr>
+        <w:tc>
+          <w:tcPr>
+            <w:tcW w:type="dxa" w:w="2880"/>
+          </w:tcPr>
+          <w:p>
+            <w:r>
+              <w:rPr>
+                <w:sz w:val="18"/>
+              </w:rPr>
+              <w:t>02:14</w:t>
+            </w:r>
+          </w:p>
+        </w:tc>
+        <w:tc>
+          <w:tcPr>
+            <w:tcW w:type="dxa" w:w="2880"/>
+          </w:tcPr>
+          <w:p>
+            <w:r>
+              <w:rPr>
+                <w:sz w:val="18"/>
+              </w:rPr>
+              <w:t>Monitoring alert triggered: approval-routing service 4xx error spike.</w:t>
+            </w:r>
+          </w:p>
+        </w:tc>
+        <w:tc>
+          <w:tcPr>
+            <w:tcW w:type="dxa" w:w="2880"/>
+          </w:tcPr>
+          <w:p>
+            <w:r>
+              <w:rPr>
+                <w:sz w:val="18"/>
+              </w:rPr>
+              <w:t>Platform Eng on-call</w:t>
+            </w:r>
+          </w:p>
+        </w:tc>
+      </w:tr>
+      <w:tr>
+        <w:tc>
+          <w:tcPr>
+            <w:tcW w:type="dxa" w:w="2880"/>
+          </w:tcPr>
+          <w:p>
+            <w:r>
+              <w:rPr>
+                <w:sz w:val="18"/>
+              </w:rPr>
+              <w:t>02:18</w:t>
+            </w:r>
+          </w:p>
+        </w:tc>
+        <w:tc>
+          <w:tcPr>
+            <w:tcW w:type="dxa" w:w="2880"/>
+          </w:tcPr>
+          <w:p>
+            <w:r>
+              <w:rPr>
+                <w:sz w:val="18"/>
+              </w:rPr>
+              <w:t>On-call engineer paged; investigation begun.</w:t>
+            </w:r>
+          </w:p>
+        </w:tc>
+        <w:tc>
+          <w:tcPr>
+            <w:tcW w:type="dxa" w:w="2880"/>
+          </w:tcPr>
+          <w:p>
+            <w:r>
+              <w:rPr>
+                <w:sz w:val="18"/>
+              </w:rPr>
+              <w:t>Ahmad Faizal</w:t>
+            </w:r>
+          </w:p>
+        </w:tc>
+      </w:tr>
+      <w:tr>
+        <w:tc>
+          <w:tcPr>
+            <w:tcW w:type="dxa" w:w="2880"/>
+          </w:tcPr>
+          <w:p>
+            <w:r>
+              <w:rPr>
+                <w:sz w:val="18"/>
+              </w:rPr>
+              <w:t>02:33</w:t>
+            </w:r>
+          </w:p>
+        </w:tc>
+        <w:tc>
+          <w:tcPr>
+            <w:tcW w:type="dxa" w:w="2880"/>
+          </w:tcPr>
+          <w:p>
+            <w:r>
+              <w:rPr>
+                <w:sz w:val="18"/>
+              </w:rPr>
+              <w:t>Initial hypothesis: post-maintenance config drift.</w:t>
+            </w:r>
+          </w:p>
+        </w:tc>
+        <w:tc>
+          <w:tcPr>
+            <w:tcW w:type="dxa" w:w="2880"/>
+          </w:tcPr>
+          <w:p>
+            <w:r>
+              <w:rPr>
+                <w:sz w:val="18"/>
+              </w:rPr>
+              <w:t>Platform Eng</w:t>
+            </w:r>
+          </w:p>
+        </w:tc>
+      </w:tr>
+      <w:tr>
+        <w:tc>
+          <w:tcPr>
+            <w:tcW w:type="dxa" w:w="2880"/>
+          </w:tcPr>
+          <w:p>
+            <w:r>
+              <w:rPr>
+                <w:sz w:val="18"/>
+              </w:rPr>
+              <w:t>02:41</w:t>
+            </w:r>
+          </w:p>
+        </w:tc>
+        <w:tc>
+          <w:tcPr>
+            <w:tcW w:type="dxa" w:w="2880"/>
+          </w:tcPr>
+          <w:p>
+            <w:r>
+              <w:rPr>
+                <w:sz w:val="18"/>
+              </w:rPr>
+              <w:t>Sev-2 declared; war-room opened (Teams + bridge).</w:t>
+            </w:r>
+          </w:p>
+        </w:tc>
+        <w:tc>
+          <w:tcPr>
+            <w:tcW w:type="dxa" w:w="2880"/>
+          </w:tcPr>
+          <w:p>
+            <w:r>
+              <w:rPr>
+                <w:sz w:val="18"/>
+              </w:rPr>
+              <w:t>Incident Commander</w:t>
+            </w:r>
+          </w:p>
+        </w:tc>
+      </w:tr>
+      <w:tr>
+        <w:tc>
+          <w:tcPr>
+            <w:tcW w:type="dxa" w:w="2880"/>
+          </w:tcPr>
+          <w:p>
+            <w:r>
+              <w:rPr>
+                <w:sz w:val="18"/>
+              </w:rPr>
+              <w:t>02:55</w:t>
+            </w:r>
+          </w:p>
+        </w:tc>
+        <w:tc>
+          <w:tcPr>
+            <w:tcW w:type="dxa" w:w="2880"/>
+          </w:tcPr>
+          <w:p>
+            <w:r>
+              <w:rPr>
+                <w:sz w:val="18"/>
+              </w:rPr>
+              <w:t>User communication issued to Finance distribution list.</w:t>
+            </w:r>
+          </w:p>
+        </w:tc>
+        <w:tc>
+          <w:tcPr>
+            <w:tcW w:type="dxa" w:w="2880"/>
+          </w:tcPr>
+          <w:p>
+            <w:r>
+              <w:rPr>
+                <w:sz w:val="18"/>
+              </w:rPr>
+              <w:t>Comms lead</w:t>
+            </w:r>
+          </w:p>
+        </w:tc>
+      </w:tr>
+      <w:tr>
+        <w:tc>
+          <w:tcPr>
+            <w:tcW w:type="dxa" w:w="2880"/>
+          </w:tcPr>
+          <w:p>
+            <w:r>
+              <w:rPr>
+                <w:sz w:val="18"/>
+              </w:rPr>
+              <w:t>03:24</w:t>
+            </w:r>
+          </w:p>
+        </w:tc>
+        <w:tc>
+          <w:tcPr>
+            <w:tcW w:type="dxa" w:w="2880"/>
+          </w:tcPr>
+          <w:p>
+            <w:r>
+              <w:rPr>
+                <w:sz w:val="18"/>
+              </w:rPr>
+              <w:t>Root cause confirmed: routing table missing entry post-deploy.</w:t>
+            </w:r>
+          </w:p>
+        </w:tc>
+        <w:tc>
+          <w:tcPr>
+            <w:tcW w:type="dxa" w:w="2880"/>
+          </w:tcPr>
+          <w:p>
+            <w:r>
+              <w:rPr>
+                <w:sz w:val="18"/>
+              </w:rPr>
+              <w:t>Platform Eng</w:t>
+            </w:r>
+          </w:p>
+        </w:tc>
+      </w:tr>
+      <w:tr>
+        <w:tc>
+          <w:tcPr>
+            <w:tcW w:type="dxa" w:w="2880"/>
+          </w:tcPr>
+          <w:p>
+            <w:r>
+              <w:rPr>
+                <w:sz w:val="18"/>
+              </w:rPr>
+              <w:t>04:02</w:t>
+            </w:r>
+          </w:p>
+        </w:tc>
+        <w:tc>
+          <w:tcPr>
+            <w:tcW w:type="dxa" w:w="2880"/>
+          </w:tcPr>
+          <w:p>
+            <w:r>
+              <w:rPr>
+                <w:sz w:val="18"/>
+              </w:rPr>
+              <w:t>Hotfix attempted (Plan A) — partial restoration.</w:t>
+            </w:r>
+          </w:p>
+        </w:tc>
+        <w:tc>
+          <w:tcPr>
+            <w:tcW w:type="dxa" w:w="2880"/>
+          </w:tcPr>
+          <w:p>
+            <w:r>
+              <w:rPr>
+                <w:sz w:val="18"/>
+              </w:rPr>
+              <w:t>Platform Eng</w:t>
+            </w:r>
+          </w:p>
+        </w:tc>
+      </w:tr>
+      <w:tr>
+        <w:tc>
+          <w:tcPr>
+            <w:tcW w:type="dxa" w:w="2880"/>
+          </w:tcPr>
+          <w:p>
+            <w:r>
+              <w:rPr>
+                <w:sz w:val="18"/>
+              </w:rPr>
+              <w:t>05:14</w:t>
+            </w:r>
+          </w:p>
+        </w:tc>
+        <w:tc>
+          <w:tcPr>
+            <w:tcW w:type="dxa" w:w="2880"/>
+          </w:tcPr>
+          <w:p>
+            <w:r>
+              <w:rPr>
+                <w:sz w:val="18"/>
+              </w:rPr>
+              <w:t>Plan A rolled back; Plan B (config replay) initiated.</w:t>
+            </w:r>
+          </w:p>
+        </w:tc>
+        <w:tc>
+          <w:tcPr>
+            <w:tcW w:type="dxa" w:w="2880"/>
+          </w:tcPr>
+          <w:p>
+            <w:r>
+              <w:rPr>
+                <w:sz w:val="18"/>
+              </w:rPr>
+              <w:t>Platform Eng</w:t>
+            </w:r>
+          </w:p>
+        </w:tc>
+      </w:tr>
+      <w:tr>
+        <w:tc>
+          <w:tcPr>
+            <w:tcW w:type="dxa" w:w="2880"/>
+          </w:tcPr>
+          <w:p>
+            <w:r>
+              <w:rPr>
+                <w:sz w:val="18"/>
+              </w:rPr>
+              <w:t>06:38</w:t>
+            </w:r>
+          </w:p>
+        </w:tc>
+        <w:tc>
+          <w:tcPr>
+            <w:tcW w:type="dxa" w:w="2880"/>
+          </w:tcPr>
+          <w:p>
+            <w:r>
+              <w:rPr>
+                <w:sz w:val="18"/>
+              </w:rPr>
+              <w:t>Plan B applied; routing service nominal.</w:t>
+            </w:r>
+          </w:p>
+        </w:tc>
+        <w:tc>
+          <w:tcPr>
+            <w:tcW w:type="dxa" w:w="2880"/>
+          </w:tcPr>
+          <w:p>
+            <w:r>
+              <w:rPr>
+                <w:sz w:val="18"/>
+              </w:rPr>
+              <w:t>Platform Eng</w:t>
+            </w:r>
+          </w:p>
+        </w:tc>
+      </w:tr>
+      <w:tr>
+        <w:tc>
+          <w:tcPr>
+            <w:tcW w:type="dxa" w:w="2880"/>
+          </w:tcPr>
+          <w:p>
+            <w:r>
+              <w:rPr>
+                <w:sz w:val="18"/>
+              </w:rPr>
+              <w:t>07:12</w:t>
+            </w:r>
+          </w:p>
+        </w:tc>
+        <w:tc>
+          <w:tcPr>
+            <w:tcW w:type="dxa" w:w="2880"/>
+          </w:tcPr>
+          <w:p>
+            <w:r>
+              <w:rPr>
+                <w:sz w:val="18"/>
+              </w:rPr>
+              <w:t>Smoke tests pass on approval-routing.</w:t>
+            </w:r>
+          </w:p>
+        </w:tc>
+        <w:tc>
+          <w:tcPr>
+            <w:tcW w:type="dxa" w:w="2880"/>
+          </w:tcPr>
+          <w:p>
+            <w:r>
+              <w:rPr>
+                <w:sz w:val="18"/>
+              </w:rPr>
+              <w:t>QA on-call</w:t>
+            </w:r>
+          </w:p>
+        </w:tc>
+      </w:tr>
+      <w:tr>
+        <w:tc>
+          <w:tcPr>
+            <w:tcW w:type="dxa" w:w="2880"/>
+          </w:tcPr>
+          <w:p>
+            <w:r>
+              <w:rPr>
+                <w:sz w:val="18"/>
+              </w:rPr>
+              <w:t>08:00</w:t>
+            </w:r>
+          </w:p>
+        </w:tc>
+        <w:tc>
+          <w:tcPr>
+            <w:tcW w:type="dxa" w:w="2880"/>
+          </w:tcPr>
+          <w:p>
+            <w:r>
+              <w:rPr>
+                <w:sz w:val="18"/>
+              </w:rPr>
+              <w:t>User communication issued: 'service restored, please re-submit pending approvals'.</w:t>
+            </w:r>
+          </w:p>
+        </w:tc>
+        <w:tc>
+          <w:tcPr>
+            <w:tcW w:type="dxa" w:w="2880"/>
+          </w:tcPr>
+          <w:p>
+            <w:r>
+              <w:rPr>
+                <w:sz w:val="18"/>
+              </w:rPr>
+              <w:t>Comms lead</w:t>
+            </w:r>
+          </w:p>
+        </w:tc>
+      </w:tr>
+      <w:tr>
+        <w:tc>
+          <w:tcPr>
+            <w:tcW w:type="dxa" w:w="2880"/>
+          </w:tcPr>
+          <w:p>
+            <w:r>
+              <w:rPr>
+                <w:sz w:val="18"/>
+              </w:rPr>
+              <w:t>08:47</w:t>
+            </w:r>
+          </w:p>
+        </w:tc>
+        <w:tc>
+          <w:tcPr>
+            <w:tcW w:type="dxa" w:w="2880"/>
+          </w:tcPr>
+          <w:p>
+            <w:r>
+              <w:rPr>
+                <w:sz w:val="18"/>
+              </w:rPr>
+              <w:t>Incident formally closed; postmortem scheduled.</w:t>
+            </w:r>
+          </w:p>
+        </w:tc>
+        <w:tc>
+          <w:tcPr>
+            <w:tcW w:type="dxa" w:w="2880"/>
+          </w:tcPr>
+          <w:p>
+            <w:r>
+              <w:rPr>
+                <w:sz w:val="18"/>
+              </w:rPr>
+              <w:t>Incident Commander</w:t>
+            </w:r>
+          </w:p>
+        </w:tc>
+      </w:tr>
+      <w:tr>
+        <w:tc>
+          <w:tcPr>
+            <w:tcW w:type="dxa" w:w="2880"/>
+          </w:tcPr>
+          <w:p>
+            <w:r>
+              <w:rPr>
+                <w:sz w:val="18"/>
+              </w:rPr>
+              <w:t>10:30</w:t>
+            </w:r>
+          </w:p>
+        </w:tc>
+        <w:tc>
+          <w:tcPr>
+            <w:tcW w:type="dxa" w:w="2880"/>
+          </w:tcPr>
+          <w:p>
+            <w:r>
+              <w:rPr>
+                <w:sz w:val="18"/>
+              </w:rPr>
+              <w:t>Postmortem held (this document).</w:t>
+            </w:r>
+          </w:p>
+        </w:tc>
+        <w:tc>
+          <w:tcPr>
+            <w:tcW w:type="dxa" w:w="2880"/>
+          </w:tcPr>
+          <w:p>
+            <w:r>
+              <w:rPr>
+                <w:sz w:val="18"/>
+              </w:rPr>
+              <w:t>Mod Admin</w:t>
+            </w:r>
+          </w:p>
+        </w:tc>
+      </w:tr>
+    </w:tbl>
+    <w:p>
+      <w:pPr>
+        <w:spacing w:before="240" w:after="80"/>
+      </w:pPr>
+      <w:r>
+        <w:rPr>
+          <w:b/>
+          <w:color w:val="1F2D55"/>
+          <w:sz w:val="26"/>
+        </w:rPr>
+        <w:t>Impact</w:t>
       </w:r>
     </w:p>
     <w:p>
       <w:pPr>
         <w:pStyle w:val="ListBullet"/>
+        <w:spacing w:after="40"/>
       </w:pPr>
       <w:r>
-        <w:t>Configuration drift between environments — staging != production in subtle ways.</w:t>
+        <w:rPr>
+          <w:sz w:val="20"/>
+        </w:rPr>
+        <w:t>Internal users affected: ~340 Finance/Procurement users in MY and ID.</w:t>
       </w:r>
     </w:p>
     <w:p>
       <w:pPr>
         <w:pStyle w:val="ListBullet"/>
+        <w:spacing w:after="40"/>
       </w:pPr>
       <w:r>
-        <w:t>Silent dependencies — TLS certs, JWKS endpoints, third-party libraries with implicit network calls.</w:t>
+        <w:rPr>
+          <w:sz w:val="20"/>
+        </w:rPr>
+        <w:t>Transactions delayed: 47 approval workflows; all replayed successfully post-restoration.</w:t>
       </w:r>
     </w:p>
     <w:p>
       <w:pPr>
         <w:pStyle w:val="ListBullet"/>
+        <w:spacing w:after="40"/>
       </w:pPr>
       <w:r>
-        <w:t>Insufficient pre-deployment latency / error budget tests for shared services.</w:t>
+        <w:rPr>
+          <w:sz w:val="20"/>
+        </w:rPr>
+        <w:t>Financial impact: estimated MYR 18-24k in productivity loss; no revenue impact.</w:t>
       </w:r>
     </w:p>
     <w:p>
       <w:pPr>
         <w:pStyle w:val="ListBullet"/>
+        <w:spacing w:after="40"/>
       </w:pPr>
       <w:r>
-        <w:t>Cascading retries without jittered backoff.</w:t>
+        <w:rPr>
+          <w:sz w:val="20"/>
+        </w:rPr>
+        <w:t>Regulatory impact: none (no customer-facing systems affected).</w:t>
       </w:r>
     </w:p>
     <w:p>
       <w:pPr>
         <w:pStyle w:val="ListBullet"/>
+        <w:spacing w:after="40"/>
       </w:pPr>
       <w:r>
-        <w:t>Alerting on symptoms not causes — operators waste minutes investigating wrong layer.</w:t>
+        <w:rPr>
+          <w:sz w:val="20"/>
+        </w:rPr>
+        <w:t>Customer impact: none.</w:t>
       </w:r>
     </w:p>
     <w:p>
       <w:pPr>
-        <w:pStyle w:val="Heading1"/>
+        <w:spacing w:before="240" w:after="80"/>
       </w:pPr>
       <w:r>
-        <w:t>What to do when triaging a new incident</w:t>
+        <w:rPr>
+          <w:b/>
+          <w:color w:val="1F2D55"/>
+          <w:sz w:val="26"/>
+        </w:rPr>
+        <w:t>Root cause</w:t>
       </w:r>
     </w:p>
     <w:p>
       <w:pPr>
-        <w:pStyle w:val="ListNumber"/>
+        <w:spacing w:after="80"/>
       </w:pPr>
       <w:r>
-        <w:t>Search this library by symptom (latency / error / OOM / timeout / crash).</w:t>
+        <w:rPr>
+          <w:i w:val="0"/>
+          <w:sz w:val="20"/>
+        </w:rPr>
+        <w:t>The scheduled maintenance window included a deploy of the approval-routing service version 2.18.4. The deploy succeeded technically. However, the routing table for the 'finance approval' workflow had an undocumented dependency on a configuration row that was reset during the deploy. The smoke-test plan covered the happy-path workflow but did not include the specific approval-type that triggered the failure.</w:t>
       </w:r>
     </w:p>
     <w:p>
       <w:pPr>
-        <w:pStyle w:val="ListNumber"/>
+        <w:spacing w:before="240" w:after="80"/>
       </w:pPr>
       <w:r>
-        <w:t>Compare your incident against the top 3 hits — what did we learn? What changed since?</w:t>
+        <w:rPr>
+          <w:b/>
+          <w:color w:val="1F2D55"/>
+          <w:sz w:val="26"/>
+        </w:rPr>
+        <w:t>Contributing factors</w:t>
       </w:r>
     </w:p>
     <w:p>
       <w:pPr>
-        <w:pStyle w:val="ListNumber"/>
+        <w:pStyle w:val="ListBullet"/>
+        <w:spacing w:after="40"/>
       </w:pPr>
       <w:r>
-        <w:t>Verify the historical fix is still in place (it might have regressed).</w:t>
+        <w:rPr>
+          <w:sz w:val="20"/>
+        </w:rPr>
+        <w:t>Documentation gap: dependency on routing-table row not documented in the runbook.</w:t>
       </w:r>
     </w:p>
     <w:p>
       <w:pPr>
-        <w:pStyle w:val="ListNumber"/>
+        <w:pStyle w:val="ListBullet"/>
+        <w:spacing w:after="40"/>
       </w:pPr>
       <w:r>
-        <w:t>If genuinely new, capture detailed timeline + diagnostics in your post-mortem.</w:t>
+        <w:rPr>
+          <w:sz w:val="20"/>
+        </w:rPr>
+        <w:t>Smoke-test coverage: did not exercise the failing workflow path.</w:t>
       </w:r>
     </w:p>
     <w:p>
       <w:pPr>
-        <w:pStyle w:val="ListNumber"/>
+        <w:pStyle w:val="ListBullet"/>
+        <w:spacing w:after="40"/>
       </w:pPr>
       <w:r>
-        <w:t>After the post-mortem, add to this library with a 5-section entry. The library only stays useful if we keep it fed.</w:t>
+        <w:rPr>
+          <w:sz w:val="20"/>
+        </w:rPr>
+        <w:t>Alerting maturity: detection was prompt but initial triage took 19 minutes — opportunity to compress.</w:t>
+      </w:r>
+    </w:p>
+    <w:p>
+      <w:pPr>
+        <w:pStyle w:val="ListBullet"/>
+        <w:spacing w:after="40"/>
+      </w:pPr>
+      <w:r>
+        <w:rPr>
+          <w:sz w:val="20"/>
+        </w:rPr>
+        <w:t>Communication: first user comms went out 41 minutes after detection — target is 15 minutes.</w:t>
+      </w:r>
+    </w:p>
+    <w:p>
+      <w:pPr>
+        <w:spacing w:before="240" w:after="80"/>
+      </w:pPr>
+      <w:r>
+        <w:rPr>
+          <w:b/>
+          <w:color w:val="1F2D55"/>
+          <w:sz w:val="26"/>
+        </w:rPr>
+        <w:t>Actions and ownership</w:t>
+      </w:r>
+    </w:p>
+    <w:tbl>
+      <w:tblPr>
+        <w:tblStyle w:val="LightGrid-Accent1"/>
+        <w:tblW w:type="auto" w:w="0"/>
+        <w:tblLook w:firstColumn="1" w:firstRow="1" w:lastColumn="0" w:lastRow="0" w:noHBand="0" w:noVBand="1" w:val="04A0"/>
+      </w:tblPr>
+      <w:tblGrid>
+        <w:gridCol w:w="1728"/>
+        <w:gridCol w:w="1728"/>
+        <w:gridCol w:w="1728"/>
+        <w:gridCol w:w="1728"/>
+        <w:gridCol w:w="1728"/>
+      </w:tblGrid>
+      <w:tr>
+        <w:tc>
+          <w:tcPr>
+            <w:tcW w:type="dxa" w:w="1728"/>
+            <w:shd w:val="clear" w:color="auto" w:fill="1F2D55"/>
+          </w:tcPr>
+          <w:p>
+            <w:r>
+              <w:rPr>
+                <w:b/>
+                <w:color w:val="FFFFFF"/>
+                <w:sz w:val="18"/>
+              </w:rPr>
+              <w:t>Ref</w:t>
+            </w:r>
+          </w:p>
+        </w:tc>
+        <w:tc>
+          <w:tcPr>
+            <w:tcW w:type="dxa" w:w="1728"/>
+            <w:shd w:val="clear" w:color="auto" w:fill="1F2D55"/>
+          </w:tcPr>
+          <w:p>
+            <w:r>
+              <w:rPr>
+                <w:b/>
+                <w:color w:val="FFFFFF"/>
+                <w:sz w:val="18"/>
+              </w:rPr>
+              <w:t>Action</w:t>
+            </w:r>
+          </w:p>
+        </w:tc>
+        <w:tc>
+          <w:tcPr>
+            <w:tcW w:type="dxa" w:w="1728"/>
+            <w:shd w:val="clear" w:color="auto" w:fill="1F2D55"/>
+          </w:tcPr>
+          <w:p>
+            <w:r>
+              <w:rPr>
+                <w:b/>
+                <w:color w:val="FFFFFF"/>
+                <w:sz w:val="18"/>
+              </w:rPr>
+              <w:t>Owner</w:t>
+            </w:r>
+          </w:p>
+        </w:tc>
+        <w:tc>
+          <w:tcPr>
+            <w:tcW w:type="dxa" w:w="1728"/>
+            <w:shd w:val="clear" w:color="auto" w:fill="1F2D55"/>
+          </w:tcPr>
+          <w:p>
+            <w:r>
+              <w:rPr>
+                <w:b/>
+                <w:color w:val="FFFFFF"/>
+                <w:sz w:val="18"/>
+              </w:rPr>
+              <w:t>Target</w:t>
+            </w:r>
+          </w:p>
+        </w:tc>
+        <w:tc>
+          <w:tcPr>
+            <w:tcW w:type="dxa" w:w="1728"/>
+            <w:shd w:val="clear" w:color="auto" w:fill="1F2D55"/>
+          </w:tcPr>
+          <w:p>
+            <w:r>
+              <w:rPr>
+                <w:b/>
+                <w:color w:val="FFFFFF"/>
+                <w:sz w:val="18"/>
+              </w:rPr>
+              <w:t>Status</w:t>
+            </w:r>
+          </w:p>
+        </w:tc>
+      </w:tr>
+      <w:tr>
+        <w:tc>
+          <w:tcPr>
+            <w:tcW w:type="dxa" w:w="1728"/>
+          </w:tcPr>
+          <w:p>
+            <w:r>
+              <w:rPr>
+                <w:sz w:val="18"/>
+              </w:rPr>
+              <w:t>A-01</w:t>
+            </w:r>
+          </w:p>
+        </w:tc>
+        <w:tc>
+          <w:tcPr>
+            <w:tcW w:type="dxa" w:w="1728"/>
+          </w:tcPr>
+          <w:p>
+            <w:r>
+              <w:rPr>
+                <w:sz w:val="18"/>
+              </w:rPr>
+              <w:t>Update runbook to document all routing-table dependencies</w:t>
+            </w:r>
+          </w:p>
+        </w:tc>
+        <w:tc>
+          <w:tcPr>
+            <w:tcW w:type="dxa" w:w="1728"/>
+          </w:tcPr>
+          <w:p>
+            <w:r>
+              <w:rPr>
+                <w:sz w:val="18"/>
+              </w:rPr>
+              <w:t>Platform Eng</w:t>
+            </w:r>
+          </w:p>
+        </w:tc>
+        <w:tc>
+          <w:tcPr>
+            <w:tcW w:type="dxa" w:w="1728"/>
+          </w:tcPr>
+          <w:p>
+            <w:r>
+              <w:rPr>
+                <w:sz w:val="18"/>
+              </w:rPr>
+              <w:t>31 May 2026</w:t>
+            </w:r>
+          </w:p>
+        </w:tc>
+        <w:tc>
+          <w:tcPr>
+            <w:tcW w:type="dxa" w:w="1728"/>
+          </w:tcPr>
+          <w:p>
+            <w:r>
+              <w:rPr>
+                <w:sz w:val="18"/>
+              </w:rPr>
+              <w:t>Complete</w:t>
+            </w:r>
+          </w:p>
+        </w:tc>
+      </w:tr>
+      <w:tr>
+        <w:tc>
+          <w:tcPr>
+            <w:tcW w:type="dxa" w:w="1728"/>
+          </w:tcPr>
+          <w:p>
+            <w:r>
+              <w:rPr>
+                <w:sz w:val="18"/>
+              </w:rPr>
+              <w:t>A-02</w:t>
+            </w:r>
+          </w:p>
+        </w:tc>
+        <w:tc>
+          <w:tcPr>
+            <w:tcW w:type="dxa" w:w="1728"/>
+          </w:tcPr>
+          <w:p>
+            <w:r>
+              <w:rPr>
+                <w:sz w:val="18"/>
+              </w:rPr>
+              <w:t>Expand smoke-test suite to cover all approval-workflow types</w:t>
+            </w:r>
+          </w:p>
+        </w:tc>
+        <w:tc>
+          <w:tcPr>
+            <w:tcW w:type="dxa" w:w="1728"/>
+          </w:tcPr>
+          <w:p>
+            <w:r>
+              <w:rPr>
+                <w:sz w:val="18"/>
+              </w:rPr>
+              <w:t>QA Manager</w:t>
+            </w:r>
+          </w:p>
+        </w:tc>
+        <w:tc>
+          <w:tcPr>
+            <w:tcW w:type="dxa" w:w="1728"/>
+          </w:tcPr>
+          <w:p>
+            <w:r>
+              <w:rPr>
+                <w:sz w:val="18"/>
+              </w:rPr>
+              <w:t>15 Jun 2026</w:t>
+            </w:r>
+          </w:p>
+        </w:tc>
+        <w:tc>
+          <w:tcPr>
+            <w:tcW w:type="dxa" w:w="1728"/>
+          </w:tcPr>
+          <w:p>
+            <w:r>
+              <w:rPr>
+                <w:sz w:val="18"/>
+              </w:rPr>
+              <w:t>Complete</w:t>
+            </w:r>
+          </w:p>
+        </w:tc>
+      </w:tr>
+      <w:tr>
+        <w:tc>
+          <w:tcPr>
+            <w:tcW w:type="dxa" w:w="1728"/>
+          </w:tcPr>
+          <w:p>
+            <w:r>
+              <w:rPr>
+                <w:sz w:val="18"/>
+              </w:rPr>
+              <w:t>A-03</w:t>
+            </w:r>
+          </w:p>
+        </w:tc>
+        <w:tc>
+          <w:tcPr>
+            <w:tcW w:type="dxa" w:w="1728"/>
+          </w:tcPr>
+          <w:p>
+            <w:r>
+              <w:rPr>
+                <w:sz w:val="18"/>
+              </w:rPr>
+              <w:t>Tighten user-comms SLA to 15 min from detection for Sev-1/Sev-2</w:t>
+            </w:r>
+          </w:p>
+        </w:tc>
+        <w:tc>
+          <w:tcPr>
+            <w:tcW w:type="dxa" w:w="1728"/>
+          </w:tcPr>
+          <w:p>
+            <w:r>
+              <w:rPr>
+                <w:sz w:val="18"/>
+              </w:rPr>
+              <w:t>IT Communications</w:t>
+            </w:r>
+          </w:p>
+        </w:tc>
+        <w:tc>
+          <w:tcPr>
+            <w:tcW w:type="dxa" w:w="1728"/>
+          </w:tcPr>
+          <w:p>
+            <w:r>
+              <w:rPr>
+                <w:sz w:val="18"/>
+              </w:rPr>
+              <w:t>30 Jun 2026</w:t>
+            </w:r>
+          </w:p>
+        </w:tc>
+        <w:tc>
+          <w:tcPr>
+            <w:tcW w:type="dxa" w:w="1728"/>
+          </w:tcPr>
+          <w:p>
+            <w:r>
+              <w:rPr>
+                <w:sz w:val="18"/>
+              </w:rPr>
+              <w:t>In progress</w:t>
+            </w:r>
+          </w:p>
+        </w:tc>
+      </w:tr>
+      <w:tr>
+        <w:tc>
+          <w:tcPr>
+            <w:tcW w:type="dxa" w:w="1728"/>
+          </w:tcPr>
+          <w:p>
+            <w:r>
+              <w:rPr>
+                <w:sz w:val="18"/>
+              </w:rPr>
+              <w:t>A-04</w:t>
+            </w:r>
+          </w:p>
+        </w:tc>
+        <w:tc>
+          <w:tcPr>
+            <w:tcW w:type="dxa" w:w="1728"/>
+          </w:tcPr>
+          <w:p>
+            <w:r>
+              <w:rPr>
+                <w:sz w:val="18"/>
+              </w:rPr>
+              <w:t>Add automated regression test for routing-table integrity post-deploy</w:t>
+            </w:r>
+          </w:p>
+        </w:tc>
+        <w:tc>
+          <w:tcPr>
+            <w:tcW w:type="dxa" w:w="1728"/>
+          </w:tcPr>
+          <w:p>
+            <w:r>
+              <w:rPr>
+                <w:sz w:val="18"/>
+              </w:rPr>
+              <w:t>DevOps</w:t>
+            </w:r>
+          </w:p>
+        </w:tc>
+        <w:tc>
+          <w:tcPr>
+            <w:tcW w:type="dxa" w:w="1728"/>
+          </w:tcPr>
+          <w:p>
+            <w:r>
+              <w:rPr>
+                <w:sz w:val="18"/>
+              </w:rPr>
+              <w:t>30 Jun 2026</w:t>
+            </w:r>
+          </w:p>
+        </w:tc>
+        <w:tc>
+          <w:tcPr>
+            <w:tcW w:type="dxa" w:w="1728"/>
+          </w:tcPr>
+          <w:p>
+            <w:r>
+              <w:rPr>
+                <w:sz w:val="18"/>
+              </w:rPr>
+              <w:t>In progress</w:t>
+            </w:r>
+          </w:p>
+        </w:tc>
+      </w:tr>
+      <w:tr>
+        <w:tc>
+          <w:tcPr>
+            <w:tcW w:type="dxa" w:w="1728"/>
+          </w:tcPr>
+          <w:p>
+            <w:r>
+              <w:rPr>
+                <w:sz w:val="18"/>
+              </w:rPr>
+              <w:t>A-05</w:t>
+            </w:r>
+          </w:p>
+        </w:tc>
+        <w:tc>
+          <w:tcPr>
+            <w:tcW w:type="dxa" w:w="1728"/>
+          </w:tcPr>
+          <w:p>
+            <w:r>
+              <w:rPr>
+                <w:sz w:val="18"/>
+              </w:rPr>
+              <w:t>Re-train on-call rota on the updated runbook</w:t>
+            </w:r>
+          </w:p>
+        </w:tc>
+        <w:tc>
+          <w:tcPr>
+            <w:tcW w:type="dxa" w:w="1728"/>
+          </w:tcPr>
+          <w:p>
+            <w:r>
+              <w:rPr>
+                <w:sz w:val="18"/>
+              </w:rPr>
+              <w:t>Platform Eng</w:t>
+            </w:r>
+          </w:p>
+        </w:tc>
+        <w:tc>
+          <w:tcPr>
+            <w:tcW w:type="dxa" w:w="1728"/>
+          </w:tcPr>
+          <w:p>
+            <w:r>
+              <w:rPr>
+                <w:sz w:val="18"/>
+              </w:rPr>
+              <w:t>30 Jun 2026</w:t>
+            </w:r>
+          </w:p>
+        </w:tc>
+        <w:tc>
+          <w:tcPr>
+            <w:tcW w:type="dxa" w:w="1728"/>
+          </w:tcPr>
+          <w:p>
+            <w:r>
+              <w:rPr>
+                <w:sz w:val="18"/>
+              </w:rPr>
+              <w:t>In progress</w:t>
+            </w:r>
+          </w:p>
+        </w:tc>
+      </w:tr>
+      <w:tr>
+        <w:tc>
+          <w:tcPr>
+            <w:tcW w:type="dxa" w:w="1728"/>
+          </w:tcPr>
+          <w:p>
+            <w:r>
+              <w:rPr>
+                <w:sz w:val="18"/>
+              </w:rPr>
+              <w:t>A-06</w:t>
+            </w:r>
+          </w:p>
+        </w:tc>
+        <w:tc>
+          <w:tcPr>
+            <w:tcW w:type="dxa" w:w="1728"/>
+          </w:tcPr>
+          <w:p>
+            <w:r>
+              <w:rPr>
+                <w:sz w:val="18"/>
+              </w:rPr>
+              <w:t>Add this incident to the quarterly trends review for thematic learning</w:t>
+            </w:r>
+          </w:p>
+        </w:tc>
+        <w:tc>
+          <w:tcPr>
+            <w:tcW w:type="dxa" w:w="1728"/>
+          </w:tcPr>
+          <w:p>
+            <w:r>
+              <w:rPr>
+                <w:sz w:val="18"/>
+              </w:rPr>
+              <w:t>Head of Platform</w:t>
+            </w:r>
+          </w:p>
+        </w:tc>
+        <w:tc>
+          <w:tcPr>
+            <w:tcW w:type="dxa" w:w="1728"/>
+          </w:tcPr>
+          <w:p>
+            <w:r>
+              <w:rPr>
+                <w:sz w:val="18"/>
+              </w:rPr>
+              <w:t>Recurring</w:t>
+            </w:r>
+          </w:p>
+        </w:tc>
+        <w:tc>
+          <w:tcPr>
+            <w:tcW w:type="dxa" w:w="1728"/>
+          </w:tcPr>
+          <w:p>
+            <w:r>
+              <w:rPr>
+                <w:sz w:val="18"/>
+              </w:rPr>
+              <w:t>Complete</w:t>
+            </w:r>
+          </w:p>
+        </w:tc>
+      </w:tr>
+    </w:tbl>
+    <w:p>
+      <w:pPr>
+        <w:spacing w:before="240" w:after="80"/>
+      </w:pPr>
+      <w:r>
+        <w:rPr>
+          <w:b/>
+          <w:color w:val="1F2D55"/>
+          <w:sz w:val="26"/>
+        </w:rPr>
+        <w:t>Lessons learned</w:t>
+      </w:r>
+    </w:p>
+    <w:p>
+      <w:pPr>
+        <w:pStyle w:val="ListBullet"/>
+        <w:spacing w:after="40"/>
+      </w:pPr>
+      <w:r>
+        <w:rPr>
+          <w:sz w:val="20"/>
+        </w:rPr>
+        <w:t>Maintenance windows must include automated post-deploy regression for all critical workflows, not only happy-path.</w:t>
+      </w:r>
+    </w:p>
+    <w:p>
+      <w:pPr>
+        <w:pStyle w:val="ListBullet"/>
+        <w:spacing w:after="40"/>
+      </w:pPr>
+      <w:r>
+        <w:rPr>
+          <w:sz w:val="20"/>
+        </w:rPr>
+        <w:t>Runbook documentation completeness should be audited quarterly, not ad hoc.</w:t>
+      </w:r>
+    </w:p>
+    <w:p>
+      <w:pPr>
+        <w:pStyle w:val="ListBullet"/>
+        <w:spacing w:after="40"/>
+      </w:pPr>
+      <w:r>
+        <w:rPr>
+          <w:sz w:val="20"/>
+        </w:rPr>
+        <w:t>First user comms within 15 minutes is achievable with a pre-approved template and a stand-up SRE comms role.</w:t>
+      </w:r>
+    </w:p>
+    <w:p>
+      <w:pPr>
+        <w:pStyle w:val="ListBullet"/>
+        <w:spacing w:after="40"/>
+      </w:pPr>
+      <w:r>
+        <w:rPr>
+          <w:sz w:val="20"/>
+        </w:rPr>
+        <w:t>War-room tooling worked well (Teams + bridge + shared status doc) — keep as standard.</w:t>
+      </w:r>
+    </w:p>
+    <w:p>
+      <w:pPr>
+        <w:spacing w:before="240" w:after="80"/>
+      </w:pPr>
+      <w:r>
+        <w:rPr>
+          <w:b/>
+          <w:color w:val="1F2D55"/>
+          <w:sz w:val="26"/>
+        </w:rPr>
+        <w:t>Sign-off</w:t>
+      </w:r>
+    </w:p>
+    <w:p>
+      <w:pPr>
+        <w:spacing w:after="80"/>
+      </w:pPr>
+      <w:r>
+        <w:rPr>
+          <w:i w:val="0"/>
+          <w:sz w:val="20"/>
+        </w:rPr>
+        <w:t>Incident Commander: Mod Admin</w:t>
+      </w:r>
+    </w:p>
+    <w:p>
+      <w:pPr>
+        <w:spacing w:after="80"/>
+      </w:pPr>
+      <w:r>
+        <w:rPr>
+          <w:i w:val="0"/>
+          <w:sz w:val="20"/>
+        </w:rPr>
+        <w:t>Tech lead: Ahmad Faizal</w:t>
+      </w:r>
+    </w:p>
+    <w:p>
+      <w:pPr>
+        <w:spacing w:after="80"/>
+      </w:pPr>
+      <w:r>
+        <w:rPr>
+          <w:i w:val="0"/>
+          <w:sz w:val="20"/>
+        </w:rPr>
+        <w:t>Reviewed by: Group Risk Committee, week ending 31 May 2026</w:t>
+      </w:r>
+    </w:p>
+    <w:p>
+      <w:pPr>
+        <w:jc w:val="center"/>
+      </w:pPr>
+      <w:r>
+        <w:rPr>
+          <w:i/>
+          <w:color w:val="9CA3AF"/>
+          <w:sz w:val="16"/>
+        </w:rPr>
+        <w:t>— END OF DOCUMENT —</w:t>
       </w:r>
     </w:p>
     <w:sectPr>
@@ -635,10 +1992,6 @@
     <w:name w:val="Normal"/>
     <w:qFormat/>
     <w:rsid w:val="00FC693F"/>
-    <w:rPr>
-      <w:rFonts w:ascii="Aptos" w:hAnsi="Aptos"/>
-      <w:sz w:val="22"/>
-    </w:rPr>
   </w:style>
   <w:style w:type="paragraph" w:styleId="Header">
     <w:name w:val="header"/>
